--- a/storage/templates/normalized-docx/BM-156/BM-156_normalized.docx
+++ b/storage/templates/normalized-docx/BM-156/BM-156_normalized.docx
@@ -4,146 +4,122 @@
   <w:body>
     <w:p>
       <w:pPr>
+        <w:jc w:val="right"/>
+      </w:pPr>
+      <w:r>
         <w:rPr>
           <w:rFonts w:ascii="Times New Roman" w:hAnsi="Times New Roman" w:cs="Times New Roman"/>
+          <w:b/>
+          <w:bCs/>
+          <w:sz w:val="16"/>
+          <w:szCs w:val="16"/>
+        </w:rPr>
+        <w:t xml:space="preserve">Mẫu số 156/HS</w:t>
+      </w:r>
+    </w:p>
+    <w:p>
+      <w:pPr>
+        <w:jc w:val="right"/>
+      </w:pPr>
+      <w:r>
+        <w:rPr>
+          <w:rFonts w:ascii="Times New Roman" w:hAnsi="Times New Roman" w:cs="Times New Roman"/>
+          <w:i/>
+          <w:iCs/>
+          <w:sz w:val="16"/>
+          <w:szCs w:val="16"/>
+        </w:rPr>
+        <w:t xml:space="preserve">(Ban hành theo Thông tư số </w:t>
+      </w:r>
+      <w:r>
+        <w:rPr>
+          <w:rFonts w:ascii="Times New Roman" w:hAnsi="Times New Roman" w:cs="Times New Roman"/>
+          <w:i/>
+          <w:iCs/>
+          <w:sz w:val="16"/>
+          <w:szCs w:val="16"/>
+          <w:lang w:val="vi-VN"/>
+        </w:rPr>
+        <w:t xml:space="preserve">03</w:t>
+      </w:r>
+      <w:r>
+        <w:rPr>
+          <w:rFonts w:ascii="Times New Roman" w:hAnsi="Times New Roman" w:cs="Times New Roman"/>
+          <w:i/>
+          <w:iCs/>
+          <w:sz w:val="16"/>
+          <w:szCs w:val="16"/>
+        </w:rPr>
+        <w:t xml:space="preserve">/2026/TT-VKSTC</w:t>
+      </w:r>
+    </w:p>
+    <w:p>
+      <w:pPr>
+        <w:jc w:val="right"/>
+      </w:pPr>
+      <w:r>
+        <w:rPr>
+          <w:rFonts w:ascii="Times New Roman" w:hAnsi="Times New Roman" w:cs="Times New Roman"/>
+          <w:i/>
+          <w:iCs/>
+          <w:sz w:val="16"/>
+          <w:szCs w:val="16"/>
+        </w:rPr>
+        <w:t xml:space="preserve">Ngày</w:t>
+      </w:r>
+      <w:r>
+        <w:rPr>
+          <w:rFonts w:ascii="Times New Roman" w:hAnsi="Times New Roman" w:cs="Times New Roman"/>
+          <w:i/>
+          <w:iCs/>
+          <w:sz w:val="16"/>
+          <w:szCs w:val="16"/>
+          <w:lang w:val="vi-VN"/>
+        </w:rPr>
+        <w:t xml:space="preserve"> 09</w:t>
+      </w:r>
+      <w:r>
+        <w:rPr>
+          <w:rFonts w:ascii="Times New Roman" w:hAnsi="Times New Roman" w:cs="Times New Roman"/>
+          <w:i/>
+          <w:iCs/>
+          <w:sz w:val="16"/>
+          <w:szCs w:val="16"/>
+        </w:rPr>
+        <w:t xml:space="preserve">/</w:t>
+      </w:r>
+      <w:r>
+        <w:rPr>
+          <w:rFonts w:ascii="Times New Roman" w:hAnsi="Times New Roman" w:cs="Times New Roman"/>
+          <w:i/>
+          <w:iCs/>
+          <w:sz w:val="16"/>
+          <w:szCs w:val="16"/>
+          <w:lang w:val="vi-VN"/>
+        </w:rPr>
+        <w:t xml:space="preserve">02</w:t>
+      </w:r>
+      <w:r>
+        <w:rPr>
+          <w:rFonts w:ascii="Times New Roman" w:hAnsi="Times New Roman" w:cs="Times New Roman"/>
+          <w:i/>
+          <w:iCs/>
+          <w:sz w:val="16"/>
+          <w:szCs w:val="16"/>
+        </w:rPr>
+        <w:t xml:space="preserve">/2026)</w:t>
+      </w:r>
+    </w:p>
+    <w:p>
+      <w:pPr>
+        <w:rPr>
+          <w:rFonts w:ascii="Times New Roman" w:hAnsi="Times New Roman" w:cs="Times New Roman"/>
         </w:rPr>
       </w:pPr>
       <w:r>
         <w:rPr>
           <w:noProof/>
         </w:rPr>
-        <w:pict w14:anchorId="591BDC3E">
-          <v:shapetype id="_x0000_t202" coordsize="21600,21600" o:spt="202" path="m,l,21600r21600,l21600,xe">
-            <v:stroke joinstyle="miter"/>
-            <v:path gradientshapeok="t" o:connecttype="rect"/>
-          </v:shapetype>
-          <v:shape id="Frame1" o:spid="_x0000_s1028" type="#_x0000_t202" style="position:absolute;margin-left:294.8pt;margin-top:-4.75pt;width:175.3pt;height:36.35pt;z-index:2;visibility:visible;mso-wrap-style:square;mso-wrap-distance-left:9.05pt;mso-wrap-distance-top:0;mso-wrap-distance-right:9.05pt;mso-wrap-distance-bottom:0;mso-position-horizontal:absolute;mso-position-horizontal-relative:text;mso-position-vertical:absolute;mso-position-vertical-relative:text;v-text-anchor:top" o:gfxdata="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" stroked="f">
-            <v:textbox inset="7.25pt,3.65pt,7.25pt,3.65pt">
-              <w:txbxContent>
-                <w:p>
-                  <w:pPr>
-                    <w:jc w:val="center"/>
-                  </w:pPr>
-                  <w:r>
-                    <w:rPr>
-                      <w:rFonts w:ascii="Times New Roman" w:hAnsi="Times New Roman" w:cs="Times New Roman"/>
-                      <w:b/>
-                      <w:bCs/>
-                      <w:sz w:val="16"/>
-                      <w:szCs w:val="16"/>
-                    </w:rPr>
-                    <w:t>Mẫu số 156/HS</w:t>
-                  </w:r>
-                </w:p>
-                <w:p>
-                  <w:pPr>
-                    <w:jc w:val="center"/>
-                  </w:pPr>
-                  <w:r>
-                    <w:rPr>
-                      <w:rFonts w:ascii="Times New Roman" w:hAnsi="Times New Roman" w:cs="Times New Roman"/>
-                      <w:i/>
-                      <w:iCs/>
-                      <w:sz w:val="16"/>
-                      <w:szCs w:val="16"/>
-                    </w:rPr>
-                    <w:t xml:space="preserve">(Ban hành theo Thông tư số </w:t>
-                  </w:r>
-                  <w:r>
-                    <w:rPr>
-                      <w:rFonts w:ascii="Times New Roman" w:hAnsi="Times New Roman" w:cs="Times New Roman"/>
-                      <w:i/>
-                      <w:iCs/>
-                      <w:sz w:val="16"/>
-                      <w:szCs w:val="16"/>
-                      <w:lang w:val="vi-VN"/>
-                    </w:rPr>
-                    <w:t>03</w:t>
-                  </w:r>
-                  <w:r>
-                    <w:rPr>
-                      <w:rFonts w:ascii="Times New Roman" w:hAnsi="Times New Roman" w:cs="Times New Roman"/>
-                      <w:i/>
-                      <w:iCs/>
-                      <w:sz w:val="16"/>
-                      <w:szCs w:val="16"/>
-                    </w:rPr>
-                    <w:t>/2026/TT-VKSTC</w:t>
-                  </w:r>
-                </w:p>
-                <w:p>
-                  <w:pPr>
-                    <w:jc w:val="center"/>
-                  </w:pPr>
-                  <w:r>
-                    <w:rPr>
-                      <w:rFonts w:ascii="Times New Roman" w:hAnsi="Times New Roman" w:cs="Times New Roman"/>
-                      <w:i/>
-                      <w:iCs/>
-                      <w:sz w:val="16"/>
-                      <w:szCs w:val="16"/>
-                    </w:rPr>
-                    <w:t>Ngày</w:t>
-                  </w:r>
-                  <w:r>
-                    <w:rPr>
-                      <w:rFonts w:ascii="Times New Roman" w:hAnsi="Times New Roman" w:cs="Times New Roman"/>
-                      <w:i/>
-                      <w:iCs/>
-                      <w:sz w:val="16"/>
-                      <w:szCs w:val="16"/>
-                      <w:lang w:val="vi-VN"/>
-                    </w:rPr>
-                    <w:t xml:space="preserve"> 09</w:t>
-                  </w:r>
-                  <w:r>
-                    <w:rPr>
-                      <w:rFonts w:ascii="Times New Roman" w:hAnsi="Times New Roman" w:cs="Times New Roman"/>
-                      <w:i/>
-                      <w:iCs/>
-                      <w:sz w:val="16"/>
-                      <w:szCs w:val="16"/>
-                    </w:rPr>
-                    <w:t>/</w:t>
-                  </w:r>
-                  <w:r>
-                    <w:rPr>
-                      <w:rFonts w:ascii="Times New Roman" w:hAnsi="Times New Roman" w:cs="Times New Roman"/>
-                      <w:i/>
-                      <w:iCs/>
-                      <w:sz w:val="16"/>
-                      <w:szCs w:val="16"/>
-                      <w:lang w:val="vi-VN"/>
-                    </w:rPr>
-                    <w:t>02</w:t>
-                  </w:r>
-                  <w:r>
-                    <w:rPr>
-                      <w:rFonts w:ascii="Times New Roman" w:hAnsi="Times New Roman" w:cs="Times New Roman"/>
-                      <w:i/>
-                      <w:iCs/>
-                      <w:sz w:val="16"/>
-                      <w:szCs w:val="16"/>
-                    </w:rPr>
-                    <w:t>/2026)</w:t>
-                  </w:r>
-                </w:p>
-                <w:p>
-                  <w:pPr>
-                    <w:jc w:val="center"/>
-                    <w:rPr>
-                      <w:rFonts w:ascii="Times New Roman" w:hAnsi="Times New Roman" w:cs="Times New Roman"/>
-                      <w:i/>
-                      <w:iCs/>
-                      <w:sz w:val="16"/>
-                      <w:szCs w:val="16"/>
-                    </w:rPr>
-                  </w:pPr>
-                </w:p>
-              </w:txbxContent>
-            </v:textbox>
-          </v:shape>
-        </w:pict>
       </w:r>
     </w:p>
     <w:p>
